--- a/06_산출물_문서/2계층_절차서/QP-901_모니터링_측정_분석.docx
+++ b/06_산출물_문서/2계층_절차서/QP-901_모니터링_측정_분석.docx
@@ -192,10 +192,17 @@
         <w:tc>
           <w:tcPr>
             <w:tcW w:w="6588" w:type="dxa"/>
+            <w:tcMar>
+              <w:top w:w="60" w:type="dxa"/>
+              <w:left w:w="120" w:type="dxa"/>
+              <w:bottom w:w="60" w:type="dxa"/>
+              <w:right w:w="120" w:type="dxa"/>
+            </w:tcMar>
           </w:tcPr>
           <w:p>
             <w:pPr>
               <w:spacing w:before="80" w:after="80"/>
+              <w:wordWrap w:val="1"/>
             </w:pPr>
             <w:r>
               <w:rPr>
@@ -263,11 +270,11 @@
     </w:p>
     <w:tbl>
       <w:tblPr>
-        <w:tblW w:w="8788" w:type="dxa"/>
         <w:tblCellMar>
           <w:left w:w="108" w:type="dxa"/>
           <w:right w:w="108" w:type="dxa"/>
         </w:tblCellMar>
+        <w:tblW w:w="8788" w:type="dxa"/>
         <w:tblBorders>
           <w:top w:val="single" w:sz="4" w:color="2E74B5" w:space="0"/>
           <w:left w:val="single" w:sz="4" w:color="2E74B5" w:space="0"/>
@@ -287,13 +294,13 @@
         <w:tc>
           <w:tcPr>
             <w:tcW w:w="1500" w:type="dxa"/>
-            <w:shd w:val="clear" w:color="auto" w:fill="D9D9D9"/>
-            <w:tcMar>
-              <w:top w:w="60" w:type="dxa"/>
-              <w:left w:w="120" w:type="dxa"/>
-              <w:bottom w:w="60" w:type="dxa"/>
-              <w:right w:w="120" w:type="dxa"/>
-            </w:tcMar>
+            <w:tcMar>
+              <w:top w:w="60" w:type="dxa"/>
+              <w:left w:w="120" w:type="dxa"/>
+              <w:bottom w:w="60" w:type="dxa"/>
+              <w:right w:w="120" w:type="dxa"/>
+            </w:tcMar>
+            <w:shd w:val="clear" w:color="auto" w:fill="DEEAF1"/>
           </w:tcPr>
           <w:p>
             <w:pPr>
@@ -313,13 +320,13 @@
         <w:tc>
           <w:tcPr>
             <w:tcW w:w="2800" w:type="dxa"/>
-            <w:shd w:val="clear" w:color="auto" w:fill="D9D9D9"/>
-            <w:tcMar>
-              <w:top w:w="60" w:type="dxa"/>
-              <w:left w:w="120" w:type="dxa"/>
-              <w:bottom w:w="60" w:type="dxa"/>
-              <w:right w:w="120" w:type="dxa"/>
-            </w:tcMar>
+            <w:tcMar>
+              <w:top w:w="60" w:type="dxa"/>
+              <w:left w:w="120" w:type="dxa"/>
+              <w:bottom w:w="60" w:type="dxa"/>
+              <w:right w:w="120" w:type="dxa"/>
+            </w:tcMar>
+            <w:shd w:val="clear" w:color="auto" w:fill="DEEAF1"/>
           </w:tcPr>
           <w:p>
             <w:pPr>
@@ -339,13 +346,13 @@
         <w:tc>
           <w:tcPr>
             <w:tcW w:w="2000" w:type="dxa"/>
-            <w:shd w:val="clear" w:color="auto" w:fill="D9D9D9"/>
-            <w:tcMar>
-              <w:top w:w="60" w:type="dxa"/>
-              <w:left w:w="120" w:type="dxa"/>
-              <w:bottom w:w="60" w:type="dxa"/>
-              <w:right w:w="120" w:type="dxa"/>
-            </w:tcMar>
+            <w:tcMar>
+              <w:top w:w="60" w:type="dxa"/>
+              <w:left w:w="120" w:type="dxa"/>
+              <w:bottom w:w="60" w:type="dxa"/>
+              <w:right w:w="120" w:type="dxa"/>
+            </w:tcMar>
+            <w:shd w:val="clear" w:color="auto" w:fill="DEEAF1"/>
           </w:tcPr>
           <w:p>
             <w:pPr>
@@ -365,13 +372,13 @@
         <w:tc>
           <w:tcPr>
             <w:tcW w:w="2488" w:type="dxa"/>
-            <w:shd w:val="clear" w:color="auto" w:fill="D9D9D9"/>
-            <w:tcMar>
-              <w:top w:w="60" w:type="dxa"/>
-              <w:left w:w="120" w:type="dxa"/>
-              <w:bottom w:w="60" w:type="dxa"/>
-              <w:right w:w="120" w:type="dxa"/>
-            </w:tcMar>
+            <w:tcMar>
+              <w:top w:w="60" w:type="dxa"/>
+              <w:left w:w="120" w:type="dxa"/>
+              <w:bottom w:w="60" w:type="dxa"/>
+              <w:right w:w="120" w:type="dxa"/>
+            </w:tcMar>
+            <w:shd w:val="clear" w:color="auto" w:fill="DEEAF1"/>
           </w:tcPr>
           <w:p>
             <w:pPr>
@@ -1153,7 +1160,7 @@
         </w:trPr>
         <w:tc>
           <w:tcPr>
-            <w:tcW w:w="2460" w:type="dxa"/>
+            <w:tcW w:w="2138" w:type="dxa"/>
             <w:tcMar>
               <w:top w:w="60" w:type="dxa"/>
               <w:left w:w="120" w:type="dxa"/>
@@ -1174,7 +1181,7 @@
         </w:tc>
         <w:tc>
           <w:tcPr>
-            <w:tcW w:w="6328" w:type="dxa"/>
+            <w:tcW w:w="6650" w:type="dxa"/>
             <w:tcMar>
               <w:top w:w="60" w:type="dxa"/>
               <w:left w:w="120" w:type="dxa"/>
@@ -1196,9 +1203,7 @@
       </w:tr>
       <w:tr>
         <w:tc>
-          <w:tcPr>
-            <w:tcW w:w="2460" w:type="dxa"/>
-          </w:tcPr>
+          <w:tcPr/>
           <w:p>
             <w:pPr>
               <w:pStyle w:val="Compact"/>
@@ -1210,7 +1215,7 @@
         </w:tc>
         <w:tc>
           <w:tcPr>
-            <w:tcW w:w="6328" w:type="dxa"/>
+            <w:tcW w:w="6650" w:type="dxa"/>
             <w:tcMar>
               <w:top w:w="60" w:type="dxa"/>
               <w:left w:w="120" w:type="dxa"/>
@@ -1243,6 +1248,7 @@
         </w:tc>
         <w:tc>
           <w:tcPr>
+            <w:tcW w:w="6650" w:type="dxa"/>
             <w:tcMar>
               <w:top w:w="60" w:type="dxa"/>
               <w:left w:w="120" w:type="dxa"/>
@@ -1274,9 +1280,7 @@
           </w:p>
         </w:tc>
         <w:tc>
-          <w:tcPr>
-            <w:tcW w:w="6328" w:type="dxa"/>
-          </w:tcPr>
+          <w:tcPr/>
           <w:p>
             <w:pPr>
               <w:pStyle w:val="Compact"/>
@@ -1289,19 +1293,10 @@
       </w:tr>
       <w:tr>
         <w:tc>
-          <w:tcPr>
-            <w:tcW w:w="2460" w:type="dxa"/>
-            <w:tcMar>
-              <w:top w:w="60" w:type="dxa"/>
-              <w:left w:w="120" w:type="dxa"/>
-              <w:bottom w:w="60" w:type="dxa"/>
-              <w:right w:w="120" w:type="dxa"/>
-            </w:tcMar>
-          </w:tcPr>
-          <w:p>
-            <w:pPr>
-              <w:pStyle w:val="Compact"/>
-              <w:wordWrap w:val="1"/>
+          <w:tcPr/>
+          <w:p>
+            <w:pPr>
+              <w:pStyle w:val="Compact"/>
             </w:pPr>
             <w:r>
               <w:t xml:space="preserve">공급자 성과</w:t>
@@ -1309,10 +1304,19 @@
           </w:p>
         </w:tc>
         <w:tc>
-          <w:tcPr/>
-          <w:p>
-            <w:pPr>
-              <w:pStyle w:val="Compact"/>
+          <w:tcPr>
+            <w:tcW w:w="6650" w:type="dxa"/>
+            <w:tcMar>
+              <w:top w:w="60" w:type="dxa"/>
+              <w:left w:w="120" w:type="dxa"/>
+              <w:bottom w:w="60" w:type="dxa"/>
+              <w:right w:w="120" w:type="dxa"/>
+            </w:tcMar>
+          </w:tcPr>
+          <w:p>
+            <w:pPr>
+              <w:pStyle w:val="Compact"/>
+              <w:wordWrap w:val="1"/>
             </w:pPr>
             <w:r>
               <w:t xml:space="preserve">외부 공급자 품질, 납기, 평가 점수</w:t>
@@ -1346,18 +1350,10 @@
       </w:tr>
       <w:tr>
         <w:tc>
-          <w:tcPr>
-            <w:tcMar>
-              <w:top w:w="60" w:type="dxa"/>
-              <w:left w:w="120" w:type="dxa"/>
-              <w:bottom w:w="60" w:type="dxa"/>
-              <w:right w:w="120" w:type="dxa"/>
-            </w:tcMar>
-          </w:tcPr>
-          <w:p>
-            <w:pPr>
-              <w:pStyle w:val="Compact"/>
-              <w:wordWrap w:val="1"/>
+          <w:tcPr/>
+          <w:p>
+            <w:pPr>
+              <w:pStyle w:val="Compact"/>
             </w:pPr>
             <w:r>
               <w:t xml:space="preserve">항공우주 특수</w:t>
@@ -1365,18 +1361,10 @@
           </w:p>
         </w:tc>
         <w:tc>
-          <w:tcPr>
-            <w:tcMar>
-              <w:top w:w="60" w:type="dxa"/>
-              <w:left w:w="120" w:type="dxa"/>
-              <w:bottom w:w="60" w:type="dxa"/>
-              <w:right w:w="120" w:type="dxa"/>
-            </w:tcMar>
-          </w:tcPr>
-          <w:p>
-            <w:pPr>
-              <w:pStyle w:val="Compact"/>
-              <w:wordWrap w:val="1"/>
+          <w:tcPr/>
+          <w:p>
+            <w:pPr>
+              <w:pStyle w:val="Compact"/>
             </w:pPr>
             <w:r>
               <w:t xml:space="preserve">OTD(정시 납기), 공정능력(Cpk), 안전 관련 데이터</w:t>
@@ -1420,7 +1408,7 @@
         </w:trPr>
         <w:tc>
           <w:tcPr>
-            <w:tcW w:w="2460" w:type="dxa"/>
+            <w:tcW w:w="3000" w:type="dxa"/>
             <w:tcMar>
               <w:top w:w="60" w:type="dxa"/>
               <w:left w:w="120" w:type="dxa"/>
@@ -1441,7 +1429,7 @@
         </w:tc>
         <w:tc>
           <w:tcPr>
-            <w:tcW w:w="6328" w:type="dxa"/>
+            <w:tcW w:w="5788" w:type="dxa"/>
             <w:tcMar>
               <w:top w:w="60" w:type="dxa"/>
               <w:left w:w="120" w:type="dxa"/>
@@ -1463,9 +1451,7 @@
       </w:tr>
       <w:tr>
         <w:tc>
-          <w:tcPr>
-            <w:tcW w:w="2460" w:type="dxa"/>
-          </w:tcPr>
+          <w:tcPr/>
           <w:p>
             <w:pPr>
               <w:pStyle w:val="Compact"/>
@@ -1477,7 +1463,7 @@
         </w:tc>
         <w:tc>
           <w:tcPr>
-            <w:tcW w:w="6328" w:type="dxa"/>
+            <w:tcW w:w="5788" w:type="dxa"/>
             <w:tcMar>
               <w:top w:w="60" w:type="dxa"/>
               <w:left w:w="120" w:type="dxa"/>
@@ -1510,6 +1496,7 @@
         </w:tc>
         <w:tc>
           <w:tcPr>
+            <w:tcW w:w="5788" w:type="dxa"/>
             <w:tcMar>
               <w:top w:w="60" w:type="dxa"/>
               <w:left w:w="120" w:type="dxa"/>
@@ -1541,9 +1528,7 @@
           </w:p>
         </w:tc>
         <w:tc>
-          <w:tcPr>
-            <w:tcW w:w="6328" w:type="dxa"/>
-          </w:tcPr>
+          <w:tcPr/>
           <w:p>
             <w:pPr>
               <w:pStyle w:val="Compact"/>
@@ -1557,18 +1542,11 @@
       <w:tr>
         <w:tc>
           <w:tcPr>
-            <w:tcW w:w="2460" w:type="dxa"/>
-            <w:tcMar>
-              <w:top w:w="60" w:type="dxa"/>
-              <w:left w:w="120" w:type="dxa"/>
-              <w:bottom w:w="60" w:type="dxa"/>
-              <w:right w:w="120" w:type="dxa"/>
-            </w:tcMar>
-          </w:tcPr>
-          <w:p>
-            <w:pPr>
-              <w:pStyle w:val="Compact"/>
-              <w:wordWrap w:val="1"/>
+            <w:tcW w:w="3000" w:type="dxa"/>
+          </w:tcPr>
+          <w:p>
+            <w:pPr>
+              <w:pStyle w:val="Compact"/>
             </w:pPr>
             <w:r>
               <w:t xml:space="preserve">기존 SPC 절차 (Folder 30)</w:t>
@@ -1576,7 +1554,9 @@
           </w:p>
         </w:tc>
         <w:tc>
-          <w:tcPr/>
+          <w:tcPr>
+            <w:tcW w:w="5788" w:type="dxa"/>
+          </w:tcPr>
           <w:p>
             <w:pPr>
               <w:pStyle w:val="Compact"/>
@@ -1600,7 +1580,9 @@
           </w:p>
         </w:tc>
         <w:tc>
-          <w:tcPr/>
+          <w:tcPr>
+            <w:tcW w:w="5788" w:type="dxa"/>
+          </w:tcPr>
           <w:p>
             <w:pPr>
               <w:pStyle w:val="Compact"/>
@@ -1624,7 +1606,9 @@
           </w:p>
         </w:tc>
         <w:tc>
-          <w:tcPr/>
+          <w:tcPr>
+            <w:tcW w:w="5788" w:type="dxa"/>
+          </w:tcPr>
           <w:p>
             <w:pPr>
               <w:pStyle w:val="Compact"/>
@@ -1661,18 +1645,10 @@
       </w:tr>
       <w:tr>
         <w:tc>
-          <w:tcPr>
-            <w:tcMar>
-              <w:top w:w="60" w:type="dxa"/>
-              <w:left w:w="120" w:type="dxa"/>
-              <w:bottom w:w="60" w:type="dxa"/>
-              <w:right w:w="120" w:type="dxa"/>
-            </w:tcMar>
-          </w:tcPr>
-          <w:p>
-            <w:pPr>
-              <w:pStyle w:val="Compact"/>
-              <w:wordWrap w:val="1"/>
+          <w:tcPr/>
+          <w:p>
+            <w:pPr>
+              <w:pStyle w:val="Compact"/>
             </w:pPr>
             <w:r>
               <w:t xml:space="preserve">QP-904</w:t>
@@ -1681,6 +1657,7 @@
         </w:tc>
         <w:tc>
           <w:tcPr>
+            <w:tcW w:w="5788" w:type="dxa"/>
             <w:tcMar>
               <w:top w:w="60" w:type="dxa"/>
               <w:left w:w="120" w:type="dxa"/>
@@ -1735,7 +1712,7 @@
         </w:trPr>
         <w:tc>
           <w:tcPr>
-            <w:tcW w:w="2460" w:type="dxa"/>
+            <w:tcW w:w="1878" w:type="dxa"/>
             <w:tcMar>
               <w:top w:w="60" w:type="dxa"/>
               <w:left w:w="120" w:type="dxa"/>
@@ -1756,7 +1733,7 @@
         </w:tc>
         <w:tc>
           <w:tcPr>
-            <w:tcW w:w="6328" w:type="dxa"/>
+            <w:tcW w:w="6910" w:type="dxa"/>
             <w:tcMar>
               <w:top w:w="60" w:type="dxa"/>
               <w:left w:w="120" w:type="dxa"/>
@@ -1778,9 +1755,7 @@
       </w:tr>
       <w:tr>
         <w:tc>
-          <w:tcPr>
-            <w:tcW w:w="2460" w:type="dxa"/>
-          </w:tcPr>
+          <w:tcPr/>
           <w:p>
             <w:pPr>
               <w:pStyle w:val="Compact"/>
@@ -1792,7 +1767,7 @@
         </w:tc>
         <w:tc>
           <w:tcPr>
-            <w:tcW w:w="6328" w:type="dxa"/>
+            <w:tcW w:w="6910" w:type="dxa"/>
             <w:tcMar>
               <w:top w:w="60" w:type="dxa"/>
               <w:left w:w="120" w:type="dxa"/>
@@ -1825,17 +1800,11 @@
         </w:tc>
         <w:tc>
           <w:tcPr>
-            <w:tcMar>
-              <w:top w:w="60" w:type="dxa"/>
-              <w:left w:w="120" w:type="dxa"/>
-              <w:bottom w:w="60" w:type="dxa"/>
-              <w:right w:w="120" w:type="dxa"/>
-            </w:tcMar>
-          </w:tcPr>
-          <w:p>
-            <w:pPr>
-              <w:pStyle w:val="Compact"/>
-              <w:wordWrap w:val="1"/>
+            <w:tcW w:w="6910" w:type="dxa"/>
+          </w:tcPr>
+          <w:p>
+            <w:pPr>
+              <w:pStyle w:val="Compact"/>
             </w:pPr>
             <w:r>
               <w:t xml:space="preserve">Statistical Process Control, 통계적 공정 관리. 관리도 등 통계적 기법을 활용하여 공정 변동을 감시/관리하는 기법</w:t>
@@ -1856,9 +1825,7 @@
           </w:p>
         </w:tc>
         <w:tc>
-          <w:tcPr>
-            <w:tcW w:w="6328" w:type="dxa"/>
-          </w:tcPr>
+          <w:tcPr/>
           <w:p>
             <w:pPr>
               <w:pStyle w:val="Compact"/>
@@ -1871,19 +1838,10 @@
       </w:tr>
       <w:tr>
         <w:tc>
-          <w:tcPr>
-            <w:tcW w:w="2460" w:type="dxa"/>
-            <w:tcMar>
-              <w:top w:w="60" w:type="dxa"/>
-              <w:left w:w="120" w:type="dxa"/>
-              <w:bottom w:w="60" w:type="dxa"/>
-              <w:right w:w="120" w:type="dxa"/>
-            </w:tcMar>
-          </w:tcPr>
-          <w:p>
-            <w:pPr>
-              <w:pStyle w:val="Compact"/>
-              <w:wordWrap w:val="1"/>
+          <w:tcPr/>
+          <w:p>
+            <w:pPr>
+              <w:pStyle w:val="Compact"/>
             </w:pPr>
             <w:r>
               <w:t xml:space="preserve">Cp</w:t>
@@ -1891,10 +1849,19 @@
           </w:p>
         </w:tc>
         <w:tc>
-          <w:tcPr/>
-          <w:p>
-            <w:pPr>
-              <w:pStyle w:val="Compact"/>
+          <w:tcPr>
+            <w:tcW w:w="6910" w:type="dxa"/>
+            <w:tcMar>
+              <w:top w:w="60" w:type="dxa"/>
+              <w:left w:w="120" w:type="dxa"/>
+              <w:bottom w:w="60" w:type="dxa"/>
+              <w:right w:w="120" w:type="dxa"/>
+            </w:tcMar>
+          </w:tcPr>
+          <w:p>
+            <w:pPr>
+              <w:pStyle w:val="Compact"/>
+              <w:wordWrap w:val="1"/>
             </w:pPr>
             <w:r>
               <w:t xml:space="preserve">공정능력(잠재). 공정 중심과 무관하게 산포만 고려한 공정능력</w:t>
@@ -2048,18 +2015,10 @@
       </w:tr>
       <w:tr>
         <w:tc>
-          <w:tcPr>
-            <w:tcMar>
-              <w:top w:w="60" w:type="dxa"/>
-              <w:left w:w="120" w:type="dxa"/>
-              <w:bottom w:w="60" w:type="dxa"/>
-              <w:right w:w="120" w:type="dxa"/>
-            </w:tcMar>
-          </w:tcPr>
-          <w:p>
-            <w:pPr>
-              <w:pStyle w:val="Compact"/>
-              <w:wordWrap w:val="1"/>
+          <w:tcPr/>
+          <w:p>
+            <w:pPr>
+              <w:pStyle w:val="Compact"/>
             </w:pPr>
             <w:r>
               <w:t xml:space="preserve">RFT</w:t>
@@ -2067,18 +2026,10 @@
           </w:p>
         </w:tc>
         <w:tc>
-          <w:tcPr>
-            <w:tcMar>
-              <w:top w:w="60" w:type="dxa"/>
-              <w:left w:w="120" w:type="dxa"/>
-              <w:bottom w:w="60" w:type="dxa"/>
-              <w:right w:w="120" w:type="dxa"/>
-            </w:tcMar>
-          </w:tcPr>
-          <w:p>
-            <w:pPr>
-              <w:pStyle w:val="Compact"/>
-              <w:wordWrap w:val="1"/>
+          <w:tcPr/>
+          <w:p>
+            <w:pPr>
+              <w:pStyle w:val="Compact"/>
             </w:pPr>
             <w:r>
               <w:t xml:space="preserve">Right First Time, 초회 합격률</w:t>
@@ -2122,7 +2073,7 @@
         </w:trPr>
         <w:tc>
           <w:tcPr>
-            <w:tcW w:w="2460" w:type="dxa"/>
+            <w:tcW w:w="2736" w:type="dxa"/>
             <w:tcMar>
               <w:top w:w="60" w:type="dxa"/>
               <w:left w:w="120" w:type="dxa"/>
@@ -2143,7 +2094,7 @@
         </w:tc>
         <w:tc>
           <w:tcPr>
-            <w:tcW w:w="6328" w:type="dxa"/>
+            <w:tcW w:w="6052" w:type="dxa"/>
             <w:tcMar>
               <w:top w:w="60" w:type="dxa"/>
               <w:left w:w="120" w:type="dxa"/>
@@ -2165,9 +2116,7 @@
       </w:tr>
       <w:tr>
         <w:tc>
-          <w:tcPr>
-            <w:tcW w:w="2460" w:type="dxa"/>
-          </w:tcPr>
+          <w:tcPr/>
           <w:p>
             <w:pPr>
               <w:pStyle w:val="Compact"/>
@@ -2183,7 +2132,7 @@
         </w:tc>
         <w:tc>
           <w:tcPr>
-            <w:tcW w:w="6328" w:type="dxa"/>
+            <w:tcW w:w="6052" w:type="dxa"/>
             <w:tcMar>
               <w:top w:w="60" w:type="dxa"/>
               <w:left w:w="120" w:type="dxa"/>
@@ -2220,6 +2169,7 @@
         </w:tc>
         <w:tc>
           <w:tcPr>
+            <w:tcW w:w="6052" w:type="dxa"/>
             <w:tcMar>
               <w:top w:w="60" w:type="dxa"/>
               <w:left w:w="120" w:type="dxa"/>
@@ -2255,9 +2205,7 @@
           </w:p>
         </w:tc>
         <w:tc>
-          <w:tcPr>
-            <w:tcW w:w="6328" w:type="dxa"/>
-          </w:tcPr>
+          <w:tcPr/>
           <w:p>
             <w:pPr>
               <w:pStyle w:val="Compact"/>
@@ -2270,19 +2218,10 @@
       </w:tr>
       <w:tr>
         <w:tc>
-          <w:tcPr>
-            <w:tcW w:w="2460" w:type="dxa"/>
-            <w:tcMar>
-              <w:top w:w="60" w:type="dxa"/>
-              <w:left w:w="120" w:type="dxa"/>
-              <w:bottom w:w="60" w:type="dxa"/>
-              <w:right w:w="120" w:type="dxa"/>
-            </w:tcMar>
-          </w:tcPr>
-          <w:p>
-            <w:pPr>
-              <w:pStyle w:val="Compact"/>
-              <w:wordWrap w:val="1"/>
+          <w:tcPr/>
+          <w:p>
+            <w:pPr>
+              <w:pStyle w:val="Compact"/>
             </w:pPr>
             <w:r>
               <w:rPr>
@@ -2294,10 +2233,19 @@
           </w:p>
         </w:tc>
         <w:tc>
-          <w:tcPr/>
-          <w:p>
-            <w:pPr>
-              <w:pStyle w:val="Compact"/>
+          <w:tcPr>
+            <w:tcW w:w="6052" w:type="dxa"/>
+            <w:tcMar>
+              <w:top w:w="60" w:type="dxa"/>
+              <w:left w:w="120" w:type="dxa"/>
+              <w:bottom w:w="60" w:type="dxa"/>
+              <w:right w:w="120" w:type="dxa"/>
+            </w:tcMar>
+          </w:tcPr>
+          <w:p>
+            <w:pPr>
+              <w:pStyle w:val="Compact"/>
+              <w:wordWrap w:val="1"/>
             </w:pPr>
             <w:r>
               <w:t xml:space="preserve">생산 관련 KPI 데이터 제공, 공정능력 개선 활동</w:t>
@@ -2335,18 +2283,10 @@
       </w:tr>
       <w:tr>
         <w:tc>
-          <w:tcPr>
-            <w:tcMar>
-              <w:top w:w="60" w:type="dxa"/>
-              <w:left w:w="120" w:type="dxa"/>
-              <w:bottom w:w="60" w:type="dxa"/>
-              <w:right w:w="120" w:type="dxa"/>
-            </w:tcMar>
-          </w:tcPr>
-          <w:p>
-            <w:pPr>
-              <w:pStyle w:val="Compact"/>
-              <w:wordWrap w:val="1"/>
+          <w:tcPr/>
+          <w:p>
+            <w:pPr>
+              <w:pStyle w:val="Compact"/>
             </w:pPr>
             <w:r>
               <w:rPr>
@@ -2358,18 +2298,10 @@
           </w:p>
         </w:tc>
         <w:tc>
-          <w:tcPr>
-            <w:tcMar>
-              <w:top w:w="60" w:type="dxa"/>
-              <w:left w:w="120" w:type="dxa"/>
-              <w:bottom w:w="60" w:type="dxa"/>
-              <w:right w:w="120" w:type="dxa"/>
-            </w:tcMar>
-          </w:tcPr>
-          <w:p>
-            <w:pPr>
-              <w:pStyle w:val="Compact"/>
-              <w:wordWrap w:val="1"/>
+          <w:tcPr/>
+          <w:p>
+            <w:pPr>
+              <w:pStyle w:val="Compact"/>
             </w:pPr>
             <w:r>
               <w:t xml:space="preserve">분석 결과 기반 QMS 개선 지시, 경영검토 입력 준비</w:t>
@@ -2430,7 +2362,7 @@
         </w:trPr>
         <w:tc>
           <w:tcPr>
-            <w:tcW w:w="2460" w:type="dxa"/>
+            <w:tcW w:w="3000" w:type="dxa"/>
             <w:tcMar>
               <w:top w:w="60" w:type="dxa"/>
               <w:left w:w="120" w:type="dxa"/>
@@ -2451,7 +2383,7 @@
         </w:tc>
         <w:tc>
           <w:tcPr>
-            <w:tcW w:w="6328" w:type="dxa"/>
+            <w:tcW w:w="5788" w:type="dxa"/>
             <w:tcMar>
               <w:top w:w="60" w:type="dxa"/>
               <w:left w:w="120" w:type="dxa"/>
@@ -2473,9 +2405,7 @@
       </w:tr>
       <w:tr>
         <w:tc>
-          <w:tcPr>
-            <w:tcW w:w="2460" w:type="dxa"/>
-          </w:tcPr>
+          <w:tcPr/>
           <w:p>
             <w:pPr>
               <w:pStyle w:val="Compact"/>
@@ -2497,7 +2427,7 @@
         </w:tc>
         <w:tc>
           <w:tcPr>
-            <w:tcW w:w="6328" w:type="dxa"/>
+            <w:tcW w:w="5788" w:type="dxa"/>
             <w:tcMar>
               <w:top w:w="60" w:type="dxa"/>
               <w:left w:w="120" w:type="dxa"/>
@@ -2519,7 +2449,7 @@
       <w:tr>
         <w:tc>
           <w:tcPr>
-            <w:tcW w:w="2460" w:type="dxa"/>
+            <w:tcW w:w="3000" w:type="dxa"/>
           </w:tcPr>
           <w:p>
             <w:pPr>
@@ -2539,11 +2469,18 @@
         </w:tc>
         <w:tc>
           <w:tcPr>
-            <w:tcW w:w="6328" w:type="dxa"/>
-          </w:tcPr>
-          <w:p>
-            <w:pPr>
-              <w:pStyle w:val="Compact"/>
+            <w:tcW w:w="5788" w:type="dxa"/>
+            <w:tcMar>
+              <w:top w:w="60" w:type="dxa"/>
+              <w:left w:w="120" w:type="dxa"/>
+              <w:bottom w:w="60" w:type="dxa"/>
+              <w:right w:w="120" w:type="dxa"/>
+            </w:tcMar>
+          </w:tcPr>
+          <w:p>
+            <w:pPr>
+              <w:pStyle w:val="Compact"/>
+              <w:wordWrap w:val="1"/>
             </w:pPr>
             <w:r>
               <w:t xml:space="preserve">데이터 수집 방법, 분석 기법 (8장 참조)</w:t>
@@ -2553,9 +2490,7 @@
       </w:tr>
       <w:tr>
         <w:tc>
-          <w:tcPr>
-            <w:tcW w:w="2460" w:type="dxa"/>
-          </w:tcPr>
+          <w:tcPr/>
           <w:p>
             <w:pPr>
               <w:pStyle w:val="Compact"/>
@@ -2577,7 +2512,7 @@
         </w:tc>
         <w:tc>
           <w:tcPr>
-            <w:tcW w:w="6328" w:type="dxa"/>
+            <w:tcW w:w="5788" w:type="dxa"/>
           </w:tcPr>
           <w:p>
             <w:pPr>
@@ -2612,10 +2547,19 @@
           </w:p>
         </w:tc>
         <w:tc>
-          <w:tcPr/>
-          <w:p>
-            <w:pPr>
-              <w:pStyle w:val="Compact"/>
+          <w:tcPr>
+            <w:tcW w:w="5788" w:type="dxa"/>
+            <w:tcMar>
+              <w:top w:w="60" w:type="dxa"/>
+              <w:left w:w="120" w:type="dxa"/>
+              <w:bottom w:w="60" w:type="dxa"/>
+              <w:right w:w="120" w:type="dxa"/>
+            </w:tcMar>
+          </w:tcPr>
+          <w:p>
+            <w:pPr>
+              <w:pStyle w:val="Compact"/>
+              <w:wordWrap w:val="1"/>
             </w:pPr>
             <w:r>
               <w:t xml:space="preserve">분석 주기, 보고 주기 (6.2절 참조)</w:t>
@@ -2625,18 +2569,10 @@
       </w:tr>
       <w:tr>
         <w:tc>
-          <w:tcPr>
-            <w:tcMar>
-              <w:top w:w="60" w:type="dxa"/>
-              <w:left w:w="120" w:type="dxa"/>
-              <w:bottom w:w="60" w:type="dxa"/>
-              <w:right w:w="120" w:type="dxa"/>
-            </w:tcMar>
-          </w:tcPr>
-          <w:p>
-            <w:pPr>
-              <w:pStyle w:val="Compact"/>
-              <w:wordWrap w:val="1"/>
+          <w:tcPr/>
+          <w:p>
+            <w:pPr>
+              <w:pStyle w:val="Compact"/>
             </w:pPr>
             <w:r>
               <w:rPr>
@@ -2654,19 +2590,10 @@
           </w:p>
         </w:tc>
         <w:tc>
-          <w:tcPr>
-            <w:tcW w:w="6328" w:type="dxa"/>
-            <w:tcMar>
-              <w:top w:w="60" w:type="dxa"/>
-              <w:left w:w="120" w:type="dxa"/>
-              <w:bottom w:w="60" w:type="dxa"/>
-              <w:right w:w="120" w:type="dxa"/>
-            </w:tcMar>
-          </w:tcPr>
-          <w:p>
-            <w:pPr>
-              <w:pStyle w:val="Compact"/>
-              <w:wordWrap w:val="1"/>
+          <w:tcPr/>
+          <w:p>
+            <w:pPr>
+              <w:pStyle w:val="Compact"/>
             </w:pPr>
             <w:r>
               <w:t xml:space="preserve">담당자/부서 (5장 참조)</w:t>
@@ -3189,98 +3116,166 @@
         <w:t xml:space="preserve">7.1 KPI 체계 구조</w:t>
       </w:r>
     </w:p>
-    <w:p>
-      <w:pPr>
-        <w:pStyle w:val="SourceCode"/>
-      </w:pPr>
-      <w:r>
-        <w:rPr>
-          <w:rStyle w:val="VerbatimChar"/>
-        </w:rPr>
-        <w:t xml:space="preserve">경영 수준 KPI (전사 품질목표)</w:t>
-      </w:r>
-      <w:r>
-        <w:br/>
-      </w:r>
-      <w:r>
-        <w:rPr>
-          <w:rStyle w:val="VerbatimChar"/>
-        </w:rPr>
-        <w:t xml:space="preserve">    ├── 프로세스 수준 KPI (부서별 성과지표)</w:t>
-      </w:r>
-      <w:r>
-        <w:br/>
-      </w:r>
-      <w:r>
-        <w:rPr>
-          <w:rStyle w:val="VerbatimChar"/>
-        </w:rPr>
-        <w:t xml:space="preserve">    │       ├── 품질 KPI</w:t>
-      </w:r>
-      <w:r>
-        <w:br/>
-      </w:r>
-      <w:r>
-        <w:rPr>
-          <w:rStyle w:val="VerbatimChar"/>
-        </w:rPr>
-        <w:t xml:space="preserve">    │       ├── 납기 KPI</w:t>
-      </w:r>
-      <w:r>
-        <w:br/>
-      </w:r>
-      <w:r>
-        <w:rPr>
-          <w:rStyle w:val="VerbatimChar"/>
-        </w:rPr>
-        <w:t xml:space="preserve">    │       ├── 생산 KPI</w:t>
-      </w:r>
-      <w:r>
-        <w:br/>
-      </w:r>
-      <w:r>
-        <w:rPr>
-          <w:rStyle w:val="VerbatimChar"/>
-        </w:rPr>
-        <w:t xml:space="preserve">    │       └── 공급자 KPI</w:t>
-      </w:r>
-      <w:r>
-        <w:br/>
-      </w:r>
-      <w:r>
-        <w:rPr>
-          <w:rStyle w:val="VerbatimChar"/>
-        </w:rPr>
-        <w:t xml:space="preserve">    └── 제품 수준 KPI (제품/공정 적합성)</w:t>
-      </w:r>
-      <w:r>
-        <w:br/>
-      </w:r>
-      <w:r>
-        <w:rPr>
-          <w:rStyle w:val="VerbatimChar"/>
-        </w:rPr>
-        <w:t xml:space="preserve">            ├── 검사 합격률</w:t>
-      </w:r>
-      <w:r>
-        <w:br/>
-      </w:r>
-      <w:r>
-        <w:rPr>
-          <w:rStyle w:val="VerbatimChar"/>
-        </w:rPr>
-        <w:t xml:space="preserve">            ├── 공정능력(Cpk)</w:t>
-      </w:r>
-      <w:r>
-        <w:br/>
-      </w:r>
-      <w:r>
-        <w:rPr>
-          <w:rStyle w:val="VerbatimChar"/>
-        </w:rPr>
-        <w:t xml:space="preserve">            └── 불량률(DPPM)</w:t>
-      </w:r>
-    </w:p>
+    <w:tbl>
+      <w:tblPr>
+        <w:tblLook w:firstColumn="1" w:firstRow="1" w:lastColumn="0" w:lastRow="0" w:noHBand="0" w:noVBand="1" w:val="04A0"/>
+        <w:tblW w:w="8788" w:type="dxa"/>
+        <w:tblBorders>
+          <w:top w:val="single" w:sz="4" w:color="2E74B5" w:space="0"/>
+          <w:left w:val="single" w:sz="4" w:color="2E74B5" w:space="0"/>
+          <w:bottom w:val="single" w:sz="4" w:color="2E74B5" w:space="0"/>
+          <w:right w:val="single" w:sz="4" w:color="2E74B5" w:space="0"/>
+          <w:insideH w:val="single" w:sz="4" w:color="BDD7EE" w:space="0"/>
+          <w:insideV w:val="single" w:sz="2" w:color="D9D9D9" w:space="0"/>
+        </w:tblBorders>
+      </w:tblPr>
+      <w:tblGrid>
+        <w:gridCol w:w="8788"/>
+      </w:tblGrid>
+      <w:tr>
+        <w:tc>
+          <w:tcPr>
+            <w:tcW w:w="8788" w:type="dxa"/>
+            <w:tcMar>
+              <w:top w:w="80" w:type="dxa"/>
+              <w:left w:w="140" w:type="dxa"/>
+              <w:bottom w:w="80" w:type="dxa"/>
+              <w:right w:w="140" w:type="dxa"/>
+            </w:tcMar>
+          </w:tcPr>
+          <w:p>
+            <w:pPr>
+              <w:spacing w:before="0" w:after="0" w:line="240" w:lineRule="auto"/>
+            </w:pPr>
+            <w:r>
+              <w:rPr>
+                <w:rFonts w:ascii="Courier New" w:hAnsi="Courier New" w:eastAsia="NanumGothicCoding"/>
+                <w:sz w:val="18"/>
+                <w:szCs w:val="18"/>
+              </w:rPr>
+              <w:t xml:space="preserve">경영 수준 KPI (전사 품질목표)</w:t>
+            </w:r>
+          </w:p>
+          <w:p>
+            <w:pPr>
+              <w:spacing w:before="0" w:after="0" w:line="240" w:lineRule="auto"/>
+            </w:pPr>
+            <w:r>
+              <w:rPr>
+                <w:rFonts w:ascii="Courier New" w:hAnsi="Courier New" w:eastAsia="NanumGothicCoding"/>
+                <w:sz w:val="18"/>
+                <w:szCs w:val="18"/>
+              </w:rPr>
+              <w:t xml:space="preserve">    ├── 프로세스 수준 KPI (부서별 성과지표)</w:t>
+            </w:r>
+          </w:p>
+          <w:p>
+            <w:pPr>
+              <w:spacing w:before="0" w:after="0" w:line="240" w:lineRule="auto"/>
+            </w:pPr>
+            <w:r>
+              <w:rPr>
+                <w:rFonts w:ascii="Courier New" w:hAnsi="Courier New" w:eastAsia="NanumGothicCoding"/>
+                <w:sz w:val="18"/>
+                <w:szCs w:val="18"/>
+              </w:rPr>
+              <w:t xml:space="preserve">    │       ├── 품질 KPI</w:t>
+            </w:r>
+          </w:p>
+          <w:p>
+            <w:pPr>
+              <w:spacing w:before="0" w:after="0" w:line="240" w:lineRule="auto"/>
+            </w:pPr>
+            <w:r>
+              <w:rPr>
+                <w:rFonts w:ascii="Courier New" w:hAnsi="Courier New" w:eastAsia="NanumGothicCoding"/>
+                <w:sz w:val="18"/>
+                <w:szCs w:val="18"/>
+              </w:rPr>
+              <w:t xml:space="preserve">    │       ├── 납기 KPI</w:t>
+            </w:r>
+          </w:p>
+          <w:p>
+            <w:pPr>
+              <w:spacing w:before="0" w:after="0" w:line="240" w:lineRule="auto"/>
+            </w:pPr>
+            <w:r>
+              <w:rPr>
+                <w:rFonts w:ascii="Courier New" w:hAnsi="Courier New" w:eastAsia="NanumGothicCoding"/>
+                <w:sz w:val="18"/>
+                <w:szCs w:val="18"/>
+              </w:rPr>
+              <w:t xml:space="preserve">    │       ├── 생산 KPI</w:t>
+            </w:r>
+          </w:p>
+          <w:p>
+            <w:pPr>
+              <w:spacing w:before="0" w:after="0" w:line="240" w:lineRule="auto"/>
+            </w:pPr>
+            <w:r>
+              <w:rPr>
+                <w:rFonts w:ascii="Courier New" w:hAnsi="Courier New" w:eastAsia="NanumGothicCoding"/>
+                <w:sz w:val="18"/>
+                <w:szCs w:val="18"/>
+              </w:rPr>
+              <w:t xml:space="preserve">    │       └── 공급자 KPI</w:t>
+            </w:r>
+          </w:p>
+          <w:p>
+            <w:pPr>
+              <w:spacing w:before="0" w:after="0" w:line="240" w:lineRule="auto"/>
+            </w:pPr>
+            <w:r>
+              <w:rPr>
+                <w:rFonts w:ascii="Courier New" w:hAnsi="Courier New" w:eastAsia="NanumGothicCoding"/>
+                <w:sz w:val="18"/>
+                <w:szCs w:val="18"/>
+              </w:rPr>
+              <w:t xml:space="preserve">    └── 제품 수준 KPI (제품/공정 적합성)</w:t>
+            </w:r>
+          </w:p>
+          <w:p>
+            <w:pPr>
+              <w:spacing w:before="0" w:after="0" w:line="240" w:lineRule="auto"/>
+            </w:pPr>
+            <w:r>
+              <w:rPr>
+                <w:rFonts w:ascii="Courier New" w:hAnsi="Courier New" w:eastAsia="NanumGothicCoding"/>
+                <w:sz w:val="18"/>
+                <w:szCs w:val="18"/>
+              </w:rPr>
+              <w:t xml:space="preserve">            ├── 검사 합격률</w:t>
+            </w:r>
+          </w:p>
+          <w:p>
+            <w:pPr>
+              <w:spacing w:before="0" w:after="0" w:line="240" w:lineRule="auto"/>
+            </w:pPr>
+            <w:r>
+              <w:rPr>
+                <w:rFonts w:ascii="Courier New" w:hAnsi="Courier New" w:eastAsia="NanumGothicCoding"/>
+                <w:sz w:val="18"/>
+                <w:szCs w:val="18"/>
+              </w:rPr>
+              <w:t xml:space="preserve">            ├── 공정능력(Cpk)</w:t>
+            </w:r>
+          </w:p>
+          <w:p>
+            <w:pPr>
+              <w:spacing w:before="0" w:after="0" w:line="240" w:lineRule="auto"/>
+            </w:pPr>
+            <w:r>
+              <w:rPr>
+                <w:rFonts w:ascii="Courier New" w:hAnsi="Courier New" w:eastAsia="NanumGothicCoding"/>
+                <w:sz w:val="18"/>
+                <w:szCs w:val="18"/>
+              </w:rPr>
+              <w:t xml:space="preserve">            └── 불량률(DPPM)</w:t>
+            </w:r>
+          </w:p>
+        </w:tc>
+      </w:tr>
+    </w:tbl>
     <w:bookmarkEnd w:id="22"/>
     <w:bookmarkStart w:id="27" w:name="주요-kpi-목록"/>
     <w:p>
@@ -4087,10 +4082,18 @@
       </w:tr>
       <w:tr>
         <w:tc>
-          <w:tcPr/>
-          <w:p>
-            <w:pPr>
-              <w:pStyle w:val="Compact"/>
+          <w:tcPr>
+            <w:tcMar>
+              <w:top w:w="60" w:type="dxa"/>
+              <w:left w:w="120" w:type="dxa"/>
+              <w:bottom w:w="60" w:type="dxa"/>
+              <w:right w:w="120" w:type="dxa"/>
+            </w:tcMar>
+          </w:tcPr>
+          <w:p>
+            <w:pPr>
+              <w:pStyle w:val="Compact"/>
+              <w:wordWrap w:val="1"/>
             </w:pPr>
             <w:r>
               <w:t xml:space="preserve">납기 지연 건수</w:t>
@@ -4131,18 +4134,10 @@
           </w:p>
         </w:tc>
         <w:tc>
-          <w:tcPr>
-            <w:tcMar>
-              <w:top w:w="60" w:type="dxa"/>
-              <w:left w:w="120" w:type="dxa"/>
-              <w:bottom w:w="60" w:type="dxa"/>
-              <w:right w:w="120" w:type="dxa"/>
-            </w:tcMar>
-          </w:tcPr>
-          <w:p>
-            <w:pPr>
-              <w:pStyle w:val="Compact"/>
-              <w:wordWrap w:val="1"/>
+          <w:tcPr/>
+          <w:p>
+            <w:pPr>
+              <w:pStyle w:val="Compact"/>
             </w:pPr>
             <w:r>
               <w:t xml:space="preserve">생산팀</w:t>
@@ -4399,18 +4394,10 @@
           </w:p>
         </w:tc>
         <w:tc>
-          <w:tcPr>
-            <w:tcMar>
-              <w:top w:w="60" w:type="dxa"/>
-              <w:left w:w="120" w:type="dxa"/>
-              <w:bottom w:w="60" w:type="dxa"/>
-              <w:right w:w="120" w:type="dxa"/>
-            </w:tcMar>
-          </w:tcPr>
-          <w:p>
-            <w:pPr>
-              <w:pStyle w:val="Compact"/>
-              <w:wordWrap w:val="1"/>
+          <w:tcPr/>
+          <w:p>
+            <w:pPr>
+              <w:pStyle w:val="Compact"/>
             </w:pPr>
             <w:r>
               <w:t xml:space="preserve">구매팀</w:t>
@@ -4667,10 +4654,18 @@
           </w:p>
         </w:tc>
         <w:tc>
-          <w:tcPr/>
-          <w:p>
-            <w:pPr>
-              <w:pStyle w:val="Compact"/>
+          <w:tcPr>
+            <w:tcMar>
+              <w:top w:w="60" w:type="dxa"/>
+              <w:left w:w="120" w:type="dxa"/>
+              <w:bottom w:w="60" w:type="dxa"/>
+              <w:right w:w="120" w:type="dxa"/>
+            </w:tcMar>
+          </w:tcPr>
+          <w:p>
+            <w:pPr>
+              <w:pStyle w:val="Compact"/>
+              <w:wordWrap w:val="1"/>
             </w:pPr>
             <w:r>
               <w:t xml:space="preserve">품질팀</w:t>
@@ -6418,18 +6413,10 @@
           </w:p>
         </w:tc>
         <w:tc>
-          <w:tcPr>
-            <w:tcMar>
-              <w:top w:w="60" w:type="dxa"/>
-              <w:left w:w="120" w:type="dxa"/>
-              <w:bottom w:w="60" w:type="dxa"/>
-              <w:right w:w="120" w:type="dxa"/>
-            </w:tcMar>
-          </w:tcPr>
-          <w:p>
-            <w:pPr>
-              <w:pStyle w:val="Compact"/>
-              <w:wordWrap w:val="1"/>
+          <w:tcPr/>
+          <w:p>
+            <w:pPr>
+              <w:pStyle w:val="Compact"/>
             </w:pPr>
             <w:r>
               <w:t xml:space="preserve">원인 분석 및 시정조치 개시</w:t>
@@ -7200,7 +7187,7 @@
         </w:trPr>
         <w:tc>
           <w:tcPr>
-            <w:tcW w:w="2460" w:type="dxa"/>
+            <w:tcW w:w="1956" w:type="dxa"/>
             <w:tcMar>
               <w:top w:w="60" w:type="dxa"/>
               <w:left w:w="120" w:type="dxa"/>
@@ -7221,7 +7208,7 @@
         </w:tc>
         <w:tc>
           <w:tcPr>
-            <w:tcW w:w="6328" w:type="dxa"/>
+            <w:tcW w:w="6832" w:type="dxa"/>
             <w:tcMar>
               <w:top w:w="60" w:type="dxa"/>
               <w:left w:w="120" w:type="dxa"/>
@@ -7243,9 +7230,7 @@
       </w:tr>
       <w:tr>
         <w:tc>
-          <w:tcPr>
-            <w:tcW w:w="2460" w:type="dxa"/>
-          </w:tcPr>
+          <w:tcPr/>
           <w:p>
             <w:pPr>
               <w:pStyle w:val="Compact"/>
@@ -7257,7 +7242,7 @@
         </w:tc>
         <w:tc>
           <w:tcPr>
-            <w:tcW w:w="6328" w:type="dxa"/>
+            <w:tcW w:w="6832" w:type="dxa"/>
             <w:tcMar>
               <w:top w:w="60" w:type="dxa"/>
               <w:left w:w="120" w:type="dxa"/>
@@ -7290,6 +7275,7 @@
         </w:tc>
         <w:tc>
           <w:tcPr>
+            <w:tcW w:w="6832" w:type="dxa"/>
             <w:tcMar>
               <w:top w:w="60" w:type="dxa"/>
               <w:left w:w="120" w:type="dxa"/>
@@ -7321,9 +7307,7 @@
           </w:p>
         </w:tc>
         <w:tc>
-          <w:tcPr>
-            <w:tcW w:w="6328" w:type="dxa"/>
-          </w:tcPr>
+          <w:tcPr/>
           <w:p>
             <w:pPr>
               <w:pStyle w:val="Compact"/>
@@ -7336,19 +7320,10 @@
       </w:tr>
       <w:tr>
         <w:tc>
-          <w:tcPr>
-            <w:tcW w:w="2460" w:type="dxa"/>
-            <w:tcMar>
-              <w:top w:w="60" w:type="dxa"/>
-              <w:left w:w="120" w:type="dxa"/>
-              <w:bottom w:w="60" w:type="dxa"/>
-              <w:right w:w="120" w:type="dxa"/>
-            </w:tcMar>
-          </w:tcPr>
-          <w:p>
-            <w:pPr>
-              <w:pStyle w:val="Compact"/>
-              <w:wordWrap w:val="1"/>
+          <w:tcPr/>
+          <w:p>
+            <w:pPr>
+              <w:pStyle w:val="Compact"/>
             </w:pPr>
             <w:r>
               <w:t xml:space="preserve">보고</w:t>
@@ -7356,10 +7331,19 @@
           </w:p>
         </w:tc>
         <w:tc>
-          <w:tcPr/>
-          <w:p>
-            <w:pPr>
-              <w:pStyle w:val="Compact"/>
+          <w:tcPr>
+            <w:tcW w:w="6832" w:type="dxa"/>
+            <w:tcMar>
+              <w:top w:w="60" w:type="dxa"/>
+              <w:left w:w="120" w:type="dxa"/>
+              <w:bottom w:w="60" w:type="dxa"/>
+              <w:right w:w="120" w:type="dxa"/>
+            </w:tcMar>
+          </w:tcPr>
+          <w:p>
+            <w:pPr>
+              <w:pStyle w:val="Compact"/>
+              <w:wordWrap w:val="1"/>
             </w:pPr>
             <w:r>
               <w:t xml:space="preserve">월간 품질 보고서, 경영검토 입력</w:t>
@@ -7369,18 +7353,10 @@
       </w:tr>
       <w:tr>
         <w:tc>
-          <w:tcPr>
-            <w:tcMar>
-              <w:top w:w="60" w:type="dxa"/>
-              <w:left w:w="120" w:type="dxa"/>
-              <w:bottom w:w="60" w:type="dxa"/>
-              <w:right w:w="120" w:type="dxa"/>
-            </w:tcMar>
-          </w:tcPr>
-          <w:p>
-            <w:pPr>
-              <w:pStyle w:val="Compact"/>
-              <w:wordWrap w:val="1"/>
+          <w:tcPr/>
+          <w:p>
+            <w:pPr>
+              <w:pStyle w:val="Compact"/>
             </w:pPr>
             <w:r>
               <w:t xml:space="preserve">미달 시 조치</w:t>
@@ -7388,18 +7364,10 @@
           </w:p>
         </w:tc>
         <w:tc>
-          <w:tcPr>
-            <w:tcMar>
-              <w:top w:w="60" w:type="dxa"/>
-              <w:left w:w="120" w:type="dxa"/>
-              <w:bottom w:w="60" w:type="dxa"/>
-              <w:right w:w="120" w:type="dxa"/>
-            </w:tcMar>
-          </w:tcPr>
-          <w:p>
-            <w:pPr>
-              <w:pStyle w:val="Compact"/>
-              <w:wordWrap w:val="1"/>
+          <w:tcPr/>
+          <w:p>
+            <w:pPr>
+              <w:pStyle w:val="Compact"/>
             </w:pPr>
             <w:r>
               <w:t xml:space="preserve">원인 분석 → 시정조치(QP-1001) → 효과 확인</w:t>
@@ -7804,125 +7772,205 @@
         <w:t xml:space="preserve">공정능력 관리 절차</w:t>
       </w:r>
     </w:p>
-    <w:p>
-      <w:pPr>
-        <w:pStyle w:val="SourceCode"/>
-      </w:pPr>
-      <w:r>
-        <w:rPr>
-          <w:rStyle w:val="VerbatimChar"/>
-        </w:rPr>
-        <w:t xml:space="preserve">Cpk 주기적 산출 (월간 이상)</w:t>
-      </w:r>
-      <w:r>
-        <w:br/>
-      </w:r>
-      <w:r>
-        <w:rPr>
-          <w:rStyle w:val="VerbatimChar"/>
-        </w:rPr>
-        <w:t xml:space="preserve">    ↓</w:t>
-      </w:r>
-      <w:r>
-        <w:br/>
-      </w:r>
-      <w:r>
-        <w:rPr>
-          <w:rStyle w:val="VerbatimChar"/>
-        </w:rPr>
-        <w:t xml:space="preserve">기준 대비 평가</w:t>
-      </w:r>
-      <w:r>
-        <w:br/>
-      </w:r>
-      <w:r>
-        <w:rPr>
-          <w:rStyle w:val="VerbatimChar"/>
-        </w:rPr>
-        <w:t xml:space="preserve">    ├── Cpk ≥ 기준 → 현 관리 유지, 추세 모니터링</w:t>
-      </w:r>
-      <w:r>
-        <w:br/>
-      </w:r>
-      <w:r>
-        <w:rPr>
-          <w:rStyle w:val="VerbatimChar"/>
-        </w:rPr>
-        <w:t xml:space="preserve">    └── Cpk &lt; 기준 → 아래 절차 수행</w:t>
-      </w:r>
-      <w:r>
-        <w:br/>
-      </w:r>
-      <w:r>
-        <w:rPr>
-          <w:rStyle w:val="VerbatimChar"/>
-        </w:rPr>
-        <w:t xml:space="preserve">            ↓</w:t>
-      </w:r>
-      <w:r>
-        <w:br/>
-      </w:r>
-      <w:r>
-        <w:rPr>
-          <w:rStyle w:val="VerbatimChar"/>
-        </w:rPr>
-        <w:t xml:space="preserve">        원인 분석 (SPC 관리도, 특성요인도)</w:t>
-      </w:r>
-      <w:r>
-        <w:br/>
-      </w:r>
-      <w:r>
-        <w:rPr>
-          <w:rStyle w:val="VerbatimChar"/>
-        </w:rPr>
-        <w:t xml:space="preserve">            ↓</w:t>
-      </w:r>
-      <w:r>
-        <w:br/>
-      </w:r>
-      <w:r>
-        <w:rPr>
-          <w:rStyle w:val="VerbatimChar"/>
-        </w:rPr>
-        <w:t xml:space="preserve">        개선 활동 수행</w:t>
-      </w:r>
-      <w:r>
-        <w:br/>
-      </w:r>
-      <w:r>
-        <w:rPr>
-          <w:rStyle w:val="VerbatimChar"/>
-        </w:rPr>
-        <w:t xml:space="preserve">            ↓</w:t>
-      </w:r>
-      <w:r>
-        <w:br/>
-      </w:r>
-      <w:r>
-        <w:rPr>
-          <w:rStyle w:val="VerbatimChar"/>
-        </w:rPr>
-        <w:t xml:space="preserve">        개선 후 Cpk 재산출</w:t>
-      </w:r>
-      <w:r>
-        <w:br/>
-      </w:r>
-      <w:r>
-        <w:rPr>
-          <w:rStyle w:val="VerbatimChar"/>
-        </w:rPr>
-        <w:t xml:space="preserve">            ↓</w:t>
-      </w:r>
-      <w:r>
-        <w:br/>
-      </w:r>
-      <w:r>
-        <w:rPr>
-          <w:rStyle w:val="VerbatimChar"/>
-        </w:rPr>
-        <w:t xml:space="preserve">        효과 확인 및 표준화</w:t>
-      </w:r>
-    </w:p>
+    <w:tbl>
+      <w:tblPr>
+        <w:tblLook w:firstColumn="1" w:firstRow="1" w:lastColumn="0" w:lastRow="0" w:noHBand="0" w:noVBand="1" w:val="04A0"/>
+        <w:tblW w:w="8788" w:type="dxa"/>
+        <w:tblBorders>
+          <w:top w:val="single" w:sz="4" w:color="2E74B5" w:space="0"/>
+          <w:left w:val="single" w:sz="4" w:color="2E74B5" w:space="0"/>
+          <w:bottom w:val="single" w:sz="4" w:color="2E74B5" w:space="0"/>
+          <w:right w:val="single" w:sz="4" w:color="2E74B5" w:space="0"/>
+          <w:insideH w:val="single" w:sz="4" w:color="BDD7EE" w:space="0"/>
+          <w:insideV w:val="single" w:sz="2" w:color="D9D9D9" w:space="0"/>
+        </w:tblBorders>
+      </w:tblPr>
+      <w:tblGrid>
+        <w:gridCol w:w="8788"/>
+      </w:tblGrid>
+      <w:tr>
+        <w:tc>
+          <w:tcPr>
+            <w:tcW w:w="8788" w:type="dxa"/>
+            <w:tcMar>
+              <w:top w:w="80" w:type="dxa"/>
+              <w:left w:w="140" w:type="dxa"/>
+              <w:bottom w:w="80" w:type="dxa"/>
+              <w:right w:w="140" w:type="dxa"/>
+            </w:tcMar>
+          </w:tcPr>
+          <w:p>
+            <w:pPr>
+              <w:spacing w:before="0" w:after="0" w:line="240" w:lineRule="auto"/>
+            </w:pPr>
+            <w:r>
+              <w:rPr>
+                <w:rFonts w:ascii="Courier New" w:hAnsi="Courier New" w:eastAsia="NanumGothicCoding"/>
+                <w:sz w:val="18"/>
+                <w:szCs w:val="18"/>
+              </w:rPr>
+              <w:t xml:space="preserve">Cpk 주기적 산출 (월간 이상)</w:t>
+            </w:r>
+          </w:p>
+          <w:p>
+            <w:pPr>
+              <w:spacing w:before="0" w:after="0" w:line="240" w:lineRule="auto"/>
+            </w:pPr>
+            <w:r>
+              <w:rPr>
+                <w:rFonts w:ascii="Courier New" w:hAnsi="Courier New" w:eastAsia="NanumGothicCoding"/>
+                <w:sz w:val="18"/>
+                <w:szCs w:val="18"/>
+              </w:rPr>
+              <w:t xml:space="preserve">    ↓</w:t>
+            </w:r>
+          </w:p>
+          <w:p>
+            <w:pPr>
+              <w:spacing w:before="0" w:after="0" w:line="240" w:lineRule="auto"/>
+            </w:pPr>
+            <w:r>
+              <w:rPr>
+                <w:rFonts w:ascii="Courier New" w:hAnsi="Courier New" w:eastAsia="NanumGothicCoding"/>
+                <w:sz w:val="18"/>
+                <w:szCs w:val="18"/>
+              </w:rPr>
+              <w:t xml:space="preserve">기준 대비 평가</w:t>
+            </w:r>
+          </w:p>
+          <w:p>
+            <w:pPr>
+              <w:spacing w:before="0" w:after="0" w:line="240" w:lineRule="auto"/>
+            </w:pPr>
+            <w:r>
+              <w:rPr>
+                <w:rFonts w:ascii="Courier New" w:hAnsi="Courier New" w:eastAsia="NanumGothicCoding"/>
+                <w:sz w:val="18"/>
+                <w:szCs w:val="18"/>
+              </w:rPr>
+              <w:t xml:space="preserve">    ├── Cpk ≥ 기준 → 현 관리 유지, 추세 모니터링</w:t>
+            </w:r>
+          </w:p>
+          <w:p>
+            <w:pPr>
+              <w:spacing w:before="0" w:after="0" w:line="240" w:lineRule="auto"/>
+            </w:pPr>
+            <w:r>
+              <w:rPr>
+                <w:rFonts w:ascii="Courier New" w:hAnsi="Courier New" w:eastAsia="NanumGothicCoding"/>
+                <w:sz w:val="18"/>
+                <w:szCs w:val="18"/>
+              </w:rPr>
+              <w:t xml:space="preserve">    └── Cpk &lt; 기준 → 아래 절차 수행</w:t>
+            </w:r>
+          </w:p>
+          <w:p>
+            <w:pPr>
+              <w:spacing w:before="0" w:after="0" w:line="240" w:lineRule="auto"/>
+            </w:pPr>
+            <w:r>
+              <w:rPr>
+                <w:rFonts w:ascii="Courier New" w:hAnsi="Courier New" w:eastAsia="NanumGothicCoding"/>
+                <w:sz w:val="18"/>
+                <w:szCs w:val="18"/>
+              </w:rPr>
+              <w:t xml:space="preserve">            ↓</w:t>
+            </w:r>
+          </w:p>
+          <w:p>
+            <w:pPr>
+              <w:spacing w:before="0" w:after="0" w:line="240" w:lineRule="auto"/>
+            </w:pPr>
+            <w:r>
+              <w:rPr>
+                <w:rFonts w:ascii="Courier New" w:hAnsi="Courier New" w:eastAsia="NanumGothicCoding"/>
+                <w:sz w:val="18"/>
+                <w:szCs w:val="18"/>
+              </w:rPr>
+              <w:t xml:space="preserve">        원인 분석 (SPC 관리도, 특성요인도)</w:t>
+            </w:r>
+          </w:p>
+          <w:p>
+            <w:pPr>
+              <w:spacing w:before="0" w:after="0" w:line="240" w:lineRule="auto"/>
+            </w:pPr>
+            <w:r>
+              <w:rPr>
+                <w:rFonts w:ascii="Courier New" w:hAnsi="Courier New" w:eastAsia="NanumGothicCoding"/>
+                <w:sz w:val="18"/>
+                <w:szCs w:val="18"/>
+              </w:rPr>
+              <w:t xml:space="preserve">            ↓</w:t>
+            </w:r>
+          </w:p>
+          <w:p>
+            <w:pPr>
+              <w:spacing w:before="0" w:after="0" w:line="240" w:lineRule="auto"/>
+            </w:pPr>
+            <w:r>
+              <w:rPr>
+                <w:rFonts w:ascii="Courier New" w:hAnsi="Courier New" w:eastAsia="NanumGothicCoding"/>
+                <w:sz w:val="18"/>
+                <w:szCs w:val="18"/>
+              </w:rPr>
+              <w:t xml:space="preserve">        개선 활동 수행</w:t>
+            </w:r>
+          </w:p>
+          <w:p>
+            <w:pPr>
+              <w:spacing w:before="0" w:after="0" w:line="240" w:lineRule="auto"/>
+            </w:pPr>
+            <w:r>
+              <w:rPr>
+                <w:rFonts w:ascii="Courier New" w:hAnsi="Courier New" w:eastAsia="NanumGothicCoding"/>
+                <w:sz w:val="18"/>
+                <w:szCs w:val="18"/>
+              </w:rPr>
+              <w:t xml:space="preserve">            ↓</w:t>
+            </w:r>
+          </w:p>
+          <w:p>
+            <w:pPr>
+              <w:spacing w:before="0" w:after="0" w:line="240" w:lineRule="auto"/>
+            </w:pPr>
+            <w:r>
+              <w:rPr>
+                <w:rFonts w:ascii="Courier New" w:hAnsi="Courier New" w:eastAsia="NanumGothicCoding"/>
+                <w:sz w:val="18"/>
+                <w:szCs w:val="18"/>
+              </w:rPr>
+              <w:t xml:space="preserve">        개선 후 Cpk 재산출</w:t>
+            </w:r>
+          </w:p>
+          <w:p>
+            <w:pPr>
+              <w:spacing w:before="0" w:after="0" w:line="240" w:lineRule="auto"/>
+            </w:pPr>
+            <w:r>
+              <w:rPr>
+                <w:rFonts w:ascii="Courier New" w:hAnsi="Courier New" w:eastAsia="NanumGothicCoding"/>
+                <w:sz w:val="18"/>
+                <w:szCs w:val="18"/>
+              </w:rPr>
+              <w:t xml:space="preserve">            ↓</w:t>
+            </w:r>
+          </w:p>
+          <w:p>
+            <w:pPr>
+              <w:spacing w:before="0" w:after="0" w:line="240" w:lineRule="auto"/>
+            </w:pPr>
+            <w:r>
+              <w:rPr>
+                <w:rFonts w:ascii="Courier New" w:hAnsi="Courier New" w:eastAsia="NanumGothicCoding"/>
+                <w:sz w:val="18"/>
+                <w:szCs w:val="18"/>
+              </w:rPr>
+              <w:t xml:space="preserve">        효과 확인 및 표준화</w:t>
+            </w:r>
+          </w:p>
+        </w:tc>
+      </w:tr>
+    </w:tbl>
     <w:bookmarkEnd w:id="48"/>
     <w:bookmarkEnd w:id="49"/>
     <w:bookmarkStart w:id="50" w:name="항공우주-데이터-분석-요구사항"/>
@@ -8803,18 +8851,10 @@
           </w:p>
         </w:tc>
         <w:tc>
-          <w:tcPr>
-            <w:tcMar>
-              <w:top w:w="60" w:type="dxa"/>
-              <w:left w:w="120" w:type="dxa"/>
-              <w:bottom w:w="60" w:type="dxa"/>
-              <w:right w:w="120" w:type="dxa"/>
-            </w:tcMar>
-          </w:tcPr>
-          <w:p>
-            <w:pPr>
-              <w:pStyle w:val="Compact"/>
-              <w:wordWrap w:val="1"/>
+          <w:tcPr/>
+          <w:p>
+            <w:pPr>
+              <w:pStyle w:val="Compact"/>
             </w:pPr>
             <w:r>
               <w:t xml:space="preserve">품질팀</w:t>
@@ -8857,18 +8897,10 @@
           </w:p>
         </w:tc>
         <w:tc>
-          <w:tcPr>
-            <w:tcMar>
-              <w:top w:w="60" w:type="dxa"/>
-              <w:left w:w="120" w:type="dxa"/>
-              <w:bottom w:w="60" w:type="dxa"/>
-              <w:right w:w="120" w:type="dxa"/>
-            </w:tcMar>
-          </w:tcPr>
-          <w:p>
-            <w:pPr>
-              <w:pStyle w:val="Compact"/>
-              <w:wordWrap w:val="1"/>
+          <w:tcPr/>
+          <w:p>
+            <w:pPr>
+              <w:pStyle w:val="Compact"/>
             </w:pPr>
             <w:r>
               <w:t xml:space="preserve">품질팀</w:t>
@@ -8911,18 +8943,10 @@
           </w:p>
         </w:tc>
         <w:tc>
-          <w:tcPr>
-            <w:tcMar>
-              <w:top w:w="60" w:type="dxa"/>
-              <w:left w:w="120" w:type="dxa"/>
-              <w:bottom w:w="60" w:type="dxa"/>
-              <w:right w:w="120" w:type="dxa"/>
-            </w:tcMar>
-          </w:tcPr>
-          <w:p>
-            <w:pPr>
-              <w:pStyle w:val="Compact"/>
-              <w:wordWrap w:val="1"/>
+          <w:tcPr/>
+          <w:p>
+            <w:pPr>
+              <w:pStyle w:val="Compact"/>
             </w:pPr>
             <w:r>
               <w:t xml:space="preserve">품질팀</w:t>
@@ -9021,14 +9045,12 @@
         </w:trPr>
         <w:tc>
           <w:tcPr>
-            <w:tcW w:w="2460" w:type="dxa"/>
-            <w:tcMar>
-              <w:top w:w="60" w:type="dxa"/>
-              <w:left w:w="120" w:type="dxa"/>
-              <w:bottom w:w="60" w:type="dxa"/>
-              <w:right w:w="120" w:type="dxa"/>
-            </w:tcMar>
-            <w:shd w:val="clear" w:color="auto" w:fill="DEEAF1"/>
+            <w:tcMar>
+              <w:top w:w="60" w:type="dxa"/>
+              <w:left w:w="120" w:type="dxa"/>
+              <w:bottom w:w="60" w:type="dxa"/>
+              <w:right w:w="120" w:type="dxa"/>
+            </w:tcMar>
           </w:tcPr>
           <w:p>
             <w:pPr>
@@ -9042,14 +9064,12 @@
         </w:tc>
         <w:tc>
           <w:tcPr>
-            <w:tcW w:w="6328" w:type="dxa"/>
-            <w:tcMar>
-              <w:top w:w="60" w:type="dxa"/>
-              <w:left w:w="120" w:type="dxa"/>
-              <w:bottom w:w="60" w:type="dxa"/>
-              <w:right w:w="120" w:type="dxa"/>
-            </w:tcMar>
-            <w:shd w:val="clear" w:color="auto" w:fill="DEEAF1"/>
+            <w:tcMar>
+              <w:top w:w="60" w:type="dxa"/>
+              <w:left w:w="120" w:type="dxa"/>
+              <w:bottom w:w="60" w:type="dxa"/>
+              <w:right w:w="120" w:type="dxa"/>
+            </w:tcMar>
           </w:tcPr>
           <w:p>
             <w:pPr>
@@ -9064,9 +9084,7 @@
       </w:tr>
       <w:tr>
         <w:tc>
-          <w:tcPr>
-            <w:tcW w:w="2460" w:type="dxa"/>
-          </w:tcPr>
+          <w:tcPr/>
           <w:p>
             <w:pPr>
               <w:pStyle w:val="Compact"/>
@@ -9078,7 +9096,6 @@
         </w:tc>
         <w:tc>
           <w:tcPr>
-            <w:tcW w:w="6328" w:type="dxa"/>
             <w:tcMar>
               <w:top w:w="60" w:type="dxa"/>
               <w:left w:w="120" w:type="dxa"/>
@@ -9142,9 +9159,7 @@
           </w:p>
         </w:tc>
         <w:tc>
-          <w:tcPr>
-            <w:tcW w:w="6328" w:type="dxa"/>
-          </w:tcPr>
+          <w:tcPr/>
           <w:p>
             <w:pPr>
               <w:pStyle w:val="Compact"/>
@@ -9157,19 +9172,10 @@
       </w:tr>
       <w:tr>
         <w:tc>
-          <w:tcPr>
-            <w:tcW w:w="2460" w:type="dxa"/>
-            <w:tcMar>
-              <w:top w:w="60" w:type="dxa"/>
-              <w:left w:w="120" w:type="dxa"/>
-              <w:bottom w:w="60" w:type="dxa"/>
-              <w:right w:w="120" w:type="dxa"/>
-            </w:tcMar>
-          </w:tcPr>
-          <w:p>
-            <w:pPr>
-              <w:pStyle w:val="Compact"/>
-              <w:wordWrap w:val="1"/>
+          <w:tcPr/>
+          <w:p>
+            <w:pPr>
+              <w:pStyle w:val="Compact"/>
             </w:pPr>
             <w:r>
               <w:t xml:space="preserve">QP-702</w:t>
@@ -9286,18 +9292,10 @@
       </w:tr>
       <w:tr>
         <w:tc>
-          <w:tcPr>
-            <w:tcMar>
-              <w:top w:w="60" w:type="dxa"/>
-              <w:left w:w="120" w:type="dxa"/>
-              <w:bottom w:w="60" w:type="dxa"/>
-              <w:right w:w="120" w:type="dxa"/>
-            </w:tcMar>
-          </w:tcPr>
-          <w:p>
-            <w:pPr>
-              <w:pStyle w:val="Compact"/>
-              <w:wordWrap w:val="1"/>
+          <w:tcPr/>
+          <w:p>
+            <w:pPr>
+              <w:pStyle w:val="Compact"/>
             </w:pPr>
             <w:r>
               <w:t xml:space="preserve">QP-1001</w:t>
@@ -9305,18 +9303,10 @@
           </w:p>
         </w:tc>
         <w:tc>
-          <w:tcPr>
-            <w:tcMar>
-              <w:top w:w="60" w:type="dxa"/>
-              <w:left w:w="120" w:type="dxa"/>
-              <w:bottom w:w="60" w:type="dxa"/>
-              <w:right w:w="120" w:type="dxa"/>
-            </w:tcMar>
-          </w:tcPr>
-          <w:p>
-            <w:pPr>
-              <w:pStyle w:val="Compact"/>
-              <w:wordWrap w:val="1"/>
+          <w:tcPr/>
+          <w:p>
+            <w:pPr>
+              <w:pStyle w:val="Compact"/>
             </w:pPr>
             <w:r>
               <w:t xml:space="preserve">부적합/시정조치 관리</w:t>
@@ -9359,7 +9349,7 @@
         </w:trPr>
         <w:tc>
           <w:tcPr>
-            <w:tcW w:w="2460" w:type="dxa"/>
+            <w:tcW w:w="1786" w:type="dxa"/>
             <w:tcMar>
               <w:top w:w="60" w:type="dxa"/>
               <w:left w:w="120" w:type="dxa"/>
@@ -9380,7 +9370,7 @@
         </w:tc>
         <w:tc>
           <w:tcPr>
-            <w:tcW w:w="6328" w:type="dxa"/>
+            <w:tcW w:w="7002" w:type="dxa"/>
             <w:tcMar>
               <w:top w:w="60" w:type="dxa"/>
               <w:left w:w="120" w:type="dxa"/>
@@ -9402,9 +9392,7 @@
       </w:tr>
       <w:tr>
         <w:tc>
-          <w:tcPr>
-            <w:tcW w:w="2460" w:type="dxa"/>
-          </w:tcPr>
+          <w:tcPr/>
           <w:p>
             <w:pPr>
               <w:pStyle w:val="Compact"/>
@@ -9416,7 +9404,7 @@
         </w:tc>
         <w:tc>
           <w:tcPr>
-            <w:tcW w:w="6328" w:type="dxa"/>
+            <w:tcW w:w="7002" w:type="dxa"/>
             <w:tcMar>
               <w:top w:w="60" w:type="dxa"/>
               <w:left w:w="120" w:type="dxa"/>
@@ -9449,6 +9437,7 @@
         </w:tc>
         <w:tc>
           <w:tcPr>
+            <w:tcW w:w="7002" w:type="dxa"/>
             <w:tcMar>
               <w:top w:w="60" w:type="dxa"/>
               <w:left w:w="120" w:type="dxa"/>
@@ -9480,9 +9469,7 @@
           </w:p>
         </w:tc>
         <w:tc>
-          <w:tcPr>
-            <w:tcW w:w="6328" w:type="dxa"/>
-          </w:tcPr>
+          <w:tcPr/>
           <w:p>
             <w:pPr>
               <w:pStyle w:val="Compact"/>
@@ -9495,19 +9482,10 @@
       </w:tr>
       <w:tr>
         <w:tc>
-          <w:tcPr>
-            <w:tcW w:w="2460" w:type="dxa"/>
-            <w:tcMar>
-              <w:top w:w="60" w:type="dxa"/>
-              <w:left w:w="120" w:type="dxa"/>
-              <w:bottom w:w="60" w:type="dxa"/>
-              <w:right w:w="120" w:type="dxa"/>
-            </w:tcMar>
-          </w:tcPr>
-          <w:p>
-            <w:pPr>
-              <w:pStyle w:val="Compact"/>
-              <w:wordWrap w:val="1"/>
+          <w:tcPr/>
+          <w:p>
+            <w:pPr>
+              <w:pStyle w:val="Compact"/>
             </w:pPr>
             <w:r>
               <w:t xml:space="preserve">QF-901-04</w:t>
@@ -9515,10 +9493,19 @@
           </w:p>
         </w:tc>
         <w:tc>
-          <w:tcPr/>
-          <w:p>
-            <w:pPr>
-              <w:pStyle w:val="Compact"/>
+          <w:tcPr>
+            <w:tcW w:w="7002" w:type="dxa"/>
+            <w:tcMar>
+              <w:top w:w="60" w:type="dxa"/>
+              <w:left w:w="120" w:type="dxa"/>
+              <w:bottom w:w="60" w:type="dxa"/>
+              <w:right w:w="120" w:type="dxa"/>
+            </w:tcMar>
+          </w:tcPr>
+          <w:p>
+            <w:pPr>
+              <w:pStyle w:val="Compact"/>
+              <w:wordWrap w:val="1"/>
             </w:pPr>
             <w:r>
               <w:t xml:space="preserve">공정능력 분석서 (Cp/Cpk)</w:t>
@@ -9576,18 +9563,10 @@
       </w:tr>
       <w:tr>
         <w:tc>
-          <w:tcPr>
-            <w:tcMar>
-              <w:top w:w="60" w:type="dxa"/>
-              <w:left w:w="120" w:type="dxa"/>
-              <w:bottom w:w="60" w:type="dxa"/>
-              <w:right w:w="120" w:type="dxa"/>
-            </w:tcMar>
-          </w:tcPr>
-          <w:p>
-            <w:pPr>
-              <w:pStyle w:val="Compact"/>
-              <w:wordWrap w:val="1"/>
+          <w:tcPr/>
+          <w:p>
+            <w:pPr>
+              <w:pStyle w:val="Compact"/>
             </w:pPr>
             <w:r>
               <w:t xml:space="preserve">QF-901-07</w:t>
@@ -9595,18 +9574,10 @@
           </w:p>
         </w:tc>
         <w:tc>
-          <w:tcPr>
-            <w:tcMar>
-              <w:top w:w="60" w:type="dxa"/>
-              <w:left w:w="120" w:type="dxa"/>
-              <w:bottom w:w="60" w:type="dxa"/>
-              <w:right w:w="120" w:type="dxa"/>
-            </w:tcMar>
-          </w:tcPr>
-          <w:p>
-            <w:pPr>
-              <w:pStyle w:val="Compact"/>
-              <w:wordWrap w:val="1"/>
+          <w:tcPr/>
+          <w:p>
+            <w:pPr>
+              <w:pStyle w:val="Compact"/>
             </w:pPr>
             <w:r>
               <w:t xml:space="preserve">데이터 분석 종합 보고서</w:t>
@@ -10161,8 +10132,8 @@
     <w:rPrDefault>
       <w:rPr>
         <w:rFonts w:asciiTheme="minorHAnsi" w:cstheme="minorBidi" w:eastAsiaTheme="minorEastAsia" w:hAnsiTheme="minorHAnsi"/>
-        <w:sz w:val="24"/>
-        <w:szCs w:val="24"/>
+        <w:sz w:val="20"/>
+        <w:szCs w:val="20"/>
         <w:lang w:bidi="ar-SA" w:eastAsia="zh-CN" w:val="en-US"/>
       </w:rPr>
     </w:rPrDefault>
@@ -10230,8 +10201,8 @@
     </w:pPr>
     <w:rPr>
       <w:rFonts w:asciiTheme="majorHAnsi" w:cstheme="majorBidi" w:eastAsiaTheme="majorEastAsia" w:hAnsiTheme="majorHAnsi"/>
-      <w:sz w:val="56"/>
-      <w:szCs w:val="56"/>
+      <w:sz w:val="44"/>
+      <w:szCs w:val="44"/>
     </w:rPr>
   </w:style>
   <w:style w:customStyle="1" w:styleId="TitleChar" w:type="character">
@@ -10242,8 +10213,8 @@
     <w:rsid w:val="00A10FD9"/>
     <w:rPr>
       <w:rFonts w:asciiTheme="majorHAnsi" w:cstheme="majorBidi" w:eastAsiaTheme="majorEastAsia" w:hAnsiTheme="majorHAnsi"/>
-      <w:sz w:val="56"/>
-      <w:szCs w:val="56"/>
+      <w:sz w:val="44"/>
+      <w:szCs w:val="44"/>
     </w:rPr>
   </w:style>
   <w:style w:styleId="Subtitle" w:type="paragraph">
@@ -10365,8 +10336,8 @@
     <w:rPr>
       <w:rFonts w:asciiTheme="majorHAnsi" w:cstheme="majorBidi" w:eastAsiaTheme="majorEastAsia" w:hAnsiTheme="majorHAnsi"/>
       <w:color w:themeColor="accent1" w:themeShade="BF" w:val="0F4761"/>
-      <w:sz w:val="40"/>
-      <w:szCs w:val="40"/>
+      <w:sz w:val="32"/>
+      <w:szCs w:val="32"/>
     </w:rPr>
   </w:style>
   <w:style w:styleId="Heading2" w:type="paragraph">
@@ -10556,8 +10527,8 @@
     <w:rPr>
       <w:rFonts w:asciiTheme="majorHAnsi" w:cstheme="majorBidi" w:eastAsiaTheme="majorEastAsia" w:hAnsiTheme="majorHAnsi"/>
       <w:color w:themeColor="accent1" w:themeShade="BF" w:val="0F4761"/>
-      <w:sz w:val="40"/>
-      <w:szCs w:val="40"/>
+      <w:sz w:val="32"/>
+      <w:szCs w:val="32"/>
     </w:rPr>
   </w:style>
   <w:style w:customStyle="1" w:styleId="Heading2Char" w:type="character">
